--- a/output/education/2026-03-24_family-medicine-orchestrator/family-medicine-orchestrator_guide_facilitator.docx
+++ b/output/education/2026-03-24_family-medicine-orchestrator/family-medicine-orchestrator_guide_facilitator.docx
@@ -1861,10 +1861,10 @@
         <w:tblLook w:firstColumn="1" w:firstRow="1" w:lastColumn="0" w:lastRow="0" w:noHBand="0" w:noVBand="1" w:val="04A0"/>
       </w:tblPr>
       <w:tblGrid>
-        <w:gridCol w:w="2160"/>
-        <w:gridCol w:w="2160"/>
-        <w:gridCol w:w="2160"/>
-        <w:gridCol w:w="2160"/>
+        <w:gridCol w:w="850"/>
+        <w:gridCol w:w="3934"/>
+        <w:gridCol w:w="1421"/>
+        <w:gridCol w:w="3424"/>
       </w:tblGrid>
       <w:tr>
         <w:tc>
@@ -2603,9 +2603,9 @@
         <w:tblLook w:firstColumn="1" w:firstRow="1" w:lastColumn="0" w:lastRow="0" w:noHBand="0" w:noVBand="1" w:val="04A0"/>
       </w:tblPr>
       <w:tblGrid>
-        <w:gridCol w:w="2880"/>
-        <w:gridCol w:w="2880"/>
-        <w:gridCol w:w="2880"/>
+        <w:gridCol w:w="1120"/>
+        <w:gridCol w:w="2762"/>
+        <w:gridCol w:w="5189"/>
       </w:tblGrid>
       <w:tr>
         <w:tc>
@@ -3218,10 +3218,10 @@
         <w:tblLook w:firstColumn="1" w:firstRow="1" w:lastColumn="0" w:lastRow="0" w:noHBand="0" w:noVBand="1" w:val="04A0"/>
       </w:tblPr>
       <w:tblGrid>
-        <w:gridCol w:w="2160"/>
-        <w:gridCol w:w="2160"/>
-        <w:gridCol w:w="2160"/>
-        <w:gridCol w:w="2160"/>
+        <w:gridCol w:w="850"/>
+        <w:gridCol w:w="2232"/>
+        <w:gridCol w:w="3134"/>
+        <w:gridCol w:w="3039"/>
       </w:tblGrid>
       <w:tr>
         <w:tc>
@@ -3990,9 +3990,9 @@
         <w:tblLook w:firstColumn="1" w:firstRow="1" w:lastColumn="0" w:lastRow="0" w:noHBand="0" w:noVBand="1" w:val="04A0"/>
       </w:tblPr>
       <w:tblGrid>
-        <w:gridCol w:w="2880"/>
-        <w:gridCol w:w="2880"/>
-        <w:gridCol w:w="2880"/>
+        <w:gridCol w:w="1727"/>
+        <w:gridCol w:w="1778"/>
+        <w:gridCol w:w="5566"/>
       </w:tblGrid>
       <w:tr>
         <w:tc>
